--- a/admin/Game/AnswerSheetStudent.docx
+++ b/admin/Game/AnswerSheetStudent.docx
@@ -1387,6 +1387,183 @@
           <w:szCs w:val="44"/>
         </w:rPr>
       </w:pPr>
+      <w:r>
+        <w:rPr>
+          <w:b/>
+          <w:bCs/>
+          <w:noProof/>
+          <w:sz w:val="44"/>
+          <w:szCs w:val="44"/>
+        </w:rPr>
+        <mc:AlternateContent>
+          <mc:Choice Requires="wps">
+            <w:drawing>
+              <wp:anchor distT="0" distB="0" distL="114300" distR="114300" simplePos="0" relativeHeight="251659264" behindDoc="1" locked="0" layoutInCell="1" allowOverlap="1" wp14:anchorId="640F795A" wp14:editId="676B4C16">
+                <wp:simplePos x="0" y="0"/>
+                <wp:positionH relativeFrom="column">
+                  <wp:posOffset>-464820</wp:posOffset>
+                </wp:positionH>
+                <wp:positionV relativeFrom="paragraph">
+                  <wp:posOffset>-5266690</wp:posOffset>
+                </wp:positionV>
+                <wp:extent cx="7459980" cy="1584960"/>
+                <wp:effectExtent l="0" t="0" r="7620" b="0"/>
+                <wp:wrapNone/>
+                <wp:docPr id="786130278" name="Text Box 1"/>
+                <wp:cNvGraphicFramePr/>
+                <a:graphic xmlns:a="http://schemas.openxmlformats.org/drawingml/2006/main">
+                  <a:graphicData uri="http://schemas.microsoft.com/office/word/2010/wordprocessingShape">
+                    <wps:wsp>
+                      <wps:cNvSpPr txBox="1"/>
+                      <wps:spPr>
+                        <a:xfrm>
+                          <a:off x="0" y="0"/>
+                          <a:ext cx="7459980" cy="1584960"/>
+                        </a:xfrm>
+                        <a:prstGeom prst="rect">
+                          <a:avLst/>
+                        </a:prstGeom>
+                        <a:solidFill>
+                          <a:schemeClr val="lt1"/>
+                        </a:solidFill>
+                        <a:ln w="6350">
+                          <a:noFill/>
+                        </a:ln>
+                      </wps:spPr>
+                      <wps:txbx>
+                        <w:txbxContent>
+                          <w:p>
+                            <w:pPr>
+                              <w:rPr>
+                                <w:b/>
+                                <w:bCs/>
+                              </w:rPr>
+                            </w:pPr>
+                            <w:r>
+                              <w:rPr>
+                                <w:b/>
+                                <w:bCs/>
+                              </w:rPr>
+                              <w:t>Instructions</w:t>
+                            </w:r>
+                          </w:p>
+                          <w:p>
+                            <w:r>
+                              <w:t>Complete the crossword from the puzzles</w:t>
+                            </w:r>
+                          </w:p>
+                          <w:p>
+                            <w:r>
+                              <w:t>Using the Code A=1, B=2, C=3 etc. convert the word at 5 down to a 4-digit code</w:t>
+                            </w:r>
+                          </w:p>
+                          <w:p>
+                            <w:r>
+                              <w:t xml:space="preserve">Example : if the word was </w:t>
+                            </w:r>
+                            <w:r>
+                              <w:rPr>
+                                <w:b/>
+                                <w:bCs/>
+                              </w:rPr>
+                              <w:t>FACE</w:t>
+                            </w:r>
+                            <w:r>
+                              <w:t xml:space="preserve"> it would become </w:t>
+                            </w:r>
+                            <w:r>
+                              <w:rPr>
+                                <w:b/>
+                                <w:bCs/>
+                              </w:rPr>
+                              <w:t>6135</w:t>
+                            </w:r>
+                          </w:p>
+                          <w:p/>
+                        </w:txbxContent>
+                      </wps:txbx>
+                      <wps:bodyPr rot="0" spcFirstLastPara="0" vertOverflow="overflow" horzOverflow="overflow" vert="horz" wrap="square" lIns="91440" tIns="45720" rIns="91440" bIns="45720" numCol="1" spcCol="0" rtlCol="0" fromWordArt="0" anchor="t" anchorCtr="0" forceAA="0" compatLnSpc="1">
+                        <a:prstTxWarp prst="textNoShape">
+                          <a:avLst/>
+                        </a:prstTxWarp>
+                        <a:noAutofit/>
+                      </wps:bodyPr>
+                    </wps:wsp>
+                  </a:graphicData>
+                </a:graphic>
+                <wp14:sizeRelH relativeFrom="margin">
+                  <wp14:pctWidth>0</wp14:pctWidth>
+                </wp14:sizeRelH>
+                <wp14:sizeRelV relativeFrom="margin">
+                  <wp14:pctHeight>0</wp14:pctHeight>
+                </wp14:sizeRelV>
+              </wp:anchor>
+            </w:drawing>
+          </mc:Choice>
+          <mc:Fallback>
+            <w:pict>
+              <v:shapetype w14:anchorId="640F795A" id="_x0000_t202" coordsize="21600,21600" o:spt="202" path="m,l,21600r21600,l21600,xe">
+                <v:stroke joinstyle="miter"/>
+                <v:path gradientshapeok="t" o:connecttype="rect"/>
+              </v:shapetype>
+              <v:shape id="Text Box 1" o:spid="_x0000_s1026" type="#_x0000_t202" style="position:absolute;margin-left:-36.6pt;margin-top:-414.7pt;width:587.4pt;height:124.8pt;z-index:-251657216;visibility:visible;mso-wrap-style:square;mso-width-percent:0;mso-height-percent:0;mso-wrap-distance-left:9pt;mso-wrap-distance-top:0;mso-wrap-distance-right:9pt;mso-wrap-distance-bottom:0;mso-position-horizontal:absolute;mso-position-horizontal-relative:text;mso-position-vertical:absolute;mso-position-vertical-relative:text;mso-width-percent:0;mso-height-percent:0;mso-width-relative:margin;mso-height-relative:margin;v-text-anchor:top" o:gfxdata="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" fillcolor="white [3201]" stroked="f" strokeweight=".5pt">
+                <v:textbox>
+                  <w:txbxContent>
+                    <w:p>
+                      <w:pPr>
+                        <w:rPr>
+                          <w:b/>
+                          <w:bCs/>
+                        </w:rPr>
+                      </w:pPr>
+                      <w:r>
+                        <w:rPr>
+                          <w:b/>
+                          <w:bCs/>
+                        </w:rPr>
+                        <w:t>Instructions</w:t>
+                      </w:r>
+                    </w:p>
+                    <w:p>
+                      <w:r>
+                        <w:t>Complete the crossword from the puzzles</w:t>
+                      </w:r>
+                    </w:p>
+                    <w:p>
+                      <w:r>
+                        <w:t>Using the Code A=1, B=2, C=3 etc. convert the word at 5 down to a 4-digit code</w:t>
+                      </w:r>
+                    </w:p>
+                    <w:p>
+                      <w:r>
+                        <w:t xml:space="preserve">Example : if the word was </w:t>
+                      </w:r>
+                      <w:r>
+                        <w:rPr>
+                          <w:b/>
+                          <w:bCs/>
+                        </w:rPr>
+                        <w:t>FACE</w:t>
+                      </w:r>
+                      <w:r>
+                        <w:t xml:space="preserve"> it would become </w:t>
+                      </w:r>
+                      <w:r>
+                        <w:rPr>
+                          <w:b/>
+                          <w:bCs/>
+                        </w:rPr>
+                        <w:t>6135</w:t>
+                      </w:r>
+                    </w:p>
+                    <w:p/>
+                  </w:txbxContent>
+                </v:textbox>
+              </v:shape>
+            </w:pict>
+          </mc:Fallback>
+        </mc:AlternateContent>
+      </w:r>
       <w:r>
         <w:rPr>
           <w:b/>
@@ -1451,58 +1628,6 @@
           <w:szCs w:val="44"/>
         </w:rPr>
         <w:t>_______________________________________________</w:t>
-      </w:r>
-      <w:r>
-        <w:rPr>
-          <w:b/>
-          <w:bCs/>
-        </w:rPr>
-        <w:br w:type="page"/>
-      </w:r>
-    </w:p>
-    <w:p>
-      <w:pPr>
-        <w:rPr>
-          <w:b/>
-          <w:bCs/>
-        </w:rPr>
-      </w:pPr>
-      <w:r>
-        <w:rPr>
-          <w:b/>
-          <w:bCs/>
-        </w:rPr>
-        <w:lastRenderedPageBreak/>
-        <w:t>Instructions</w:t>
-      </w:r>
-    </w:p>
-    <w:p/>
-    <w:p>
-      <w:r>
-        <w:t>Using the Code A=1, B=2, C=3 etc. convert the word at 5 down to a 4-digit code</w:t>
-      </w:r>
-    </w:p>
-    <w:p/>
-    <w:p>
-      <w:r>
-        <w:t xml:space="preserve">Example : if the word was </w:t>
-      </w:r>
-      <w:r>
-        <w:rPr>
-          <w:b/>
-          <w:bCs/>
-        </w:rPr>
-        <w:t>FACE</w:t>
-      </w:r>
-      <w:r>
-        <w:t xml:space="preserve"> it would become </w:t>
-      </w:r>
-      <w:r>
-        <w:rPr>
-          <w:b/>
-          <w:bCs/>
-        </w:rPr>
-        <w:t>6135</w:t>
       </w:r>
     </w:p>
     <w:sectPr>
@@ -2118,6 +2243,7 @@
   <w:style w:type="character" w:default="1" w:styleId="DefaultParagraphFont">
     <w:name w:val="Default Paragraph Font"/>
     <w:uiPriority w:val="1"/>
+    <w:semiHidden/>
     <w:unhideWhenUsed/>
   </w:style>
   <w:style w:type="table" w:default="1" w:styleId="TableNormal">
